--- a/CÔNG TY TNHH LONG THUẬN VIỆT NAM/LongThuan_ThanhLapMoi/Điều lệ công ty_DA_DIEN.docx
+++ b/CÔNG TY TNHH LONG THUẬN VIỆT NAM/LongThuan_ThanhLapMoi/Điều lệ công ty_DA_DIEN.docx
@@ -345,7 +345,6 @@
         </w:rPr>
         <w:t xml:space="preserve">hủ sở hữu của </w:t>
       </w:r>
-      <w:bookmarkStart w:id="1" w:name="_GoBack"/>
       <w:r>
         <w:rPr>
           <w:b/>
@@ -354,7 +353,6 @@
         </w:rPr>
         <w:t>CÔNG TY TNHH LONG THUẬN VIỆT NAM</w:t>
       </w:r>
-      <w:bookmarkEnd w:id="1"/>
       <w:r>
         <w:rPr>
           <w:b/>
@@ -1394,13 +1392,8 @@
                 <w:szCs w:val="26"/>
               </w:rPr>
             </w:pPr>
-            <w:r>
-              <w:rPr>
-                <w:sz w:val="26"/>
-                <w:szCs w:val="26"/>
-              </w:rPr>
-              <w:t>X</w:t>
-            </w:r>
+            <w:bookmarkStart w:id="1" w:name="_GoBack"/>
+            <w:bookmarkEnd w:id="1"/>
           </w:p>
         </w:tc>
       </w:tr>
@@ -1550,6 +1543,13 @@
                 <w:szCs w:val="26"/>
               </w:rPr>
             </w:pPr>
+            <w:r>
+              <w:rPr>
+                <w:sz w:val="26"/>
+                <w:szCs w:val="26"/>
+              </w:rPr>
+              <w:t>X</w:t>
+            </w:r>
           </w:p>
         </w:tc>
       </w:tr>
